--- a/atelier/atelier_108.docx
+++ b/atelier/atelier_108.docx
@@ -441,7 +441,7 @@
           </w:tcPr>
           <w:p>
             <w:r>
-              <w:t xml:space="preserve">Outil de feature flags adopté (#107)</w:t>
+              <w:t xml:space="preserve">Outil de feature flags adopté</w:t>
             </w:r>
           </w:p>
         </w:tc>
@@ -460,7 +460,7 @@
         <w:spacing w:after="120"/>
       </w:pPr>
       <w:r>
-        <w:t xml:space="preserve">L’outil de feature flags est en place (#107). Mais avant lui, la squad pilotait des comportements par des variables d’environnement, des conditions en dur, des réglages dispersés — des flags qui ne disent pas leur nom. Tant que ces flags informels coexistent avec l’outil, on a deux systèmes en parallèle : certains comportements pilotés proprement, d’autres bricolés, sans vue d’ensemble. Le sujet de cet atelier est de faire l’inventaire de ces flags informels existants et de les migrer vers l’outil — pour qu’il devienne la source unique de vérité des flags. On rassemble ce qui était dispersé, on identifie au passage ceux qui ne servent plus, et on obtient enfin une vue complète et propre.</w:t>
+        <w:t xml:space="preserve">L’outil de feature flags est en place. Mais avant lui, la squad pilotait des comportements par des variables d’environnement, des conditions en dur, des réglages dispersés — des flags qui ne disent pas leur nom. Tant que ces flags informels coexistent avec l’outil, on a deux systèmes en parallèle : certains comportements pilotés proprement, d’autres bricolés, sans vue d’ensemble. Le sujet de cet atelier est de faire l’inventaire de ces flags informels existants et de les migrer vers l’outil — pour qu’il devienne la source unique de vérité des flags. On rassemble ce qui était dispersé, on identifie au passage ceux qui ne servent plus, et on obtient enfin une vue complète et propre.</w:t>
       </w:r>
     </w:p>
     <w:p>
@@ -520,7 +520,7 @@
         <w:spacing w:after="80"/>
       </w:pPr>
       <w:r>
-        <w:t xml:space="preserve">La source unique de vérité est la condition de tout le reste : systématiser (#109), faire du targeting (#110), nettoyer (P02) suppose de savoir où sont TOUS les flags. Tant qu’il en reste des cachés, ces étapes sont bancales. L’outil doit être la seule source.</w:t>
+        <w:t xml:space="preserve">La source unique de vérité est la condition de tout le reste : systématiser, faire du targeting, nettoyer (P02) suppose de savoir où sont TOUS les flags. Tant qu’il en reste des cachés, ces étapes sont bancales. L’outil doit être la seule source.</w:t>
       </w:r>
     </w:p>
     <w:p>
@@ -541,7 +541,7 @@
         <w:spacing w:after="80"/>
       </w:pPr>
       <w:r>
-        <w:t xml:space="preserve">Chercher tous les flags informels, pas seulement les évidents : parcourir le code et la config à la recherche des variables d’env, conditions en dur, réglages qui pilotent un comportement. Les flags informels se cachent souvent là où on ne pense pas — c’est un balayage, comme l’audit des écosystèmes du #87.</w:t>
+        <w:t xml:space="preserve">Chercher tous les flags informels, pas seulement les évidents : parcourir le code et la config à la recherche des variables d’env, conditions en dur, réglages qui pilotent un comportement. Les flags informels se cachent souvent là où on ne pense pas — c’est un balayage, comme l’audit des écosystèmes du l’audit des écosystèmes : aucun trou dans la couverture.</w:t>
       </w:r>
     </w:p>
     <w:p>
@@ -872,7 +872,7 @@
         <w:spacing w:after="120"/>
       </w:pPr>
       <w:r>
-        <w:t xml:space="preserve">Avec l’existant rassemblé dans l’outil, la suite : #109 (systématiser l’usage des flags), #110 (targeting). L’inventaire réalisé ici alimente directement P02 (les flags morts repérés sont les premiers candidats au nettoyage). L’outil est désormais la source unique — base de tout le reste.</w:t>
+        <w:t xml:space="preserve">Avec l’existant rassemblé dans l’outil, la suite : (systématiser l’usage des flags), (targeting). L’inventaire réalisé ici alimente directement P02 (les flags morts repérés sont les premiers candidats au nettoyage). L’outil est désormais la source unique — base de tout le reste.</w:t>
       </w:r>
     </w:p>
     <w:p>
